--- a/Тезис Томчук А.С..docx
+++ b/Тезис Томчук А.С..docx
@@ -30,6 +30,7 @@
         </w:rPr>
         <w:t xml:space="preserve"> </w:t>
       </w:r>
+      <w:proofErr w:type="gramStart"/>
       <w:r>
         <w:rPr>
           <w:rFonts w:cs="Arial"/>
@@ -62,6 +63,7 @@
         </w:rPr>
         <w:t>.</w:t>
       </w:r>
+      <w:proofErr w:type="gramEnd"/>
     </w:p>
     <w:p>
       <w:pPr>
@@ -83,8 +85,13 @@
       <w:pPr>
         <w:pStyle w:val="-5"/>
       </w:pPr>
-      <w:r>
-        <w:t xml:space="preserve">Сицко </w:t>
+      <w:proofErr w:type="spellStart"/>
+      <w:r>
+        <w:t>Сицко</w:t>
+      </w:r>
+      <w:proofErr w:type="spellEnd"/>
+      <w:r>
+        <w:t xml:space="preserve"> </w:t>
       </w:r>
       <w:r>
         <w:t>В</w:t>
@@ -122,7 +129,6 @@
           <w:i/>
           <w:iCs/>
           <w:spacing w:val="-2"/>
-          <w:lang w:val="en-US"/>
         </w:rPr>
       </w:pPr>
       <w:r>
@@ -140,7 +146,6 @@
         <w:spacing w:after="0"/>
         <w:rPr>
           <w:spacing w:val="-2"/>
-          <w:lang w:val="en-US"/>
         </w:rPr>
       </w:pPr>
     </w:p>
@@ -362,7 +367,43 @@
           <w:sz w:val="20"/>
           <w:szCs w:val="28"/>
         </w:rPr>
-        <w:t>Архитектура приложения спроектирована с учётом принципов модульности и масштабируемости. Использование кроссплатформенного фреймворка позволяет обеспечить единый пользовательский опыт на устройствах под управлением Android и iOS, а также сократить трудозатраты на разработку и поддержку программного обеспечения. Разделение логики на независимые компоненты упрощает дальнейшее расширение функциональности, включая добавление новых видов аналитики и интеграцию с внешними сервисами.</w:t>
+        <w:t xml:space="preserve">Архитектура приложения спроектирована с учётом принципов модульности и масштабируемости. Использование кроссплатформенного фреймворка позволяет обеспечить единый пользовательский опыт на устройствах под управлением </w:t>
+      </w:r>
+      <w:proofErr w:type="spellStart"/>
+      <w:r>
+        <w:rPr>
+          <w:spacing w:val="-2"/>
+          <w:sz w:val="20"/>
+          <w:szCs w:val="28"/>
+        </w:rPr>
+        <w:t>Android</w:t>
+      </w:r>
+      <w:proofErr w:type="spellEnd"/>
+      <w:r>
+        <w:rPr>
+          <w:spacing w:val="-2"/>
+          <w:sz w:val="20"/>
+          <w:szCs w:val="28"/>
+        </w:rPr>
+        <w:t xml:space="preserve"> и </w:t>
+      </w:r>
+      <w:proofErr w:type="spellStart"/>
+      <w:r>
+        <w:rPr>
+          <w:spacing w:val="-2"/>
+          <w:sz w:val="20"/>
+          <w:szCs w:val="28"/>
+        </w:rPr>
+        <w:t>iOS</w:t>
+      </w:r>
+      <w:proofErr w:type="spellEnd"/>
+      <w:r>
+        <w:rPr>
+          <w:spacing w:val="-2"/>
+          <w:sz w:val="20"/>
+          <w:szCs w:val="28"/>
+        </w:rPr>
+        <w:t>, а также сократить трудозатраты на разработку и поддержку программного обеспечения. Разделение логики на независимые компоненты упрощает дальнейшее расширение функциональности, включая добавление новых видов аналитики и интеграцию с внешними сервисами.</w:t>
       </w:r>
     </w:p>
     <w:p>
@@ -435,7 +476,21 @@
         <w:rPr>
           <w:lang w:val="ru-RU"/>
         </w:rPr>
-        <w:t xml:space="preserve">Мобильные приложения для управления личными финансами [Электронный ресурс]. – Режим доступа : </w:t>
+        <w:t xml:space="preserve">Мобильные приложения для управления личными финансами [Электронный ресурс]. – Режим </w:t>
+      </w:r>
+      <w:proofErr w:type="gramStart"/>
+      <w:r>
+        <w:rPr>
+          <w:lang w:val="ru-RU"/>
+        </w:rPr>
+        <w:t>доступа :</w:t>
+      </w:r>
+      <w:proofErr w:type="gramEnd"/>
+      <w:r>
+        <w:rPr>
+          <w:lang w:val="ru-RU"/>
+        </w:rPr>
+        <w:t xml:space="preserve"> </w:t>
       </w:r>
       <w:r>
         <w:t>https</w:t>
@@ -455,18 +510,22 @@
         </w:rPr>
         <w:t>.</w:t>
       </w:r>
+      <w:proofErr w:type="spellStart"/>
       <w:r>
         <w:t>rbc</w:t>
       </w:r>
+      <w:proofErr w:type="spellEnd"/>
       <w:r>
         <w:rPr>
           <w:lang w:val="ru-RU"/>
         </w:rPr>
         <w:t>.</w:t>
       </w:r>
+      <w:proofErr w:type="spellStart"/>
       <w:r>
         <w:t>ru</w:t>
       </w:r>
+      <w:proofErr w:type="spellEnd"/>
       <w:r>
         <w:rPr>
           <w:lang w:val="ru-RU"/>
@@ -482,9 +541,11 @@
         </w:rPr>
         <w:t>/24/01/2023/63</w:t>
       </w:r>
+      <w:proofErr w:type="spellStart"/>
       <w:r>
         <w:t>cf</w:t>
       </w:r>
+      <w:proofErr w:type="spellEnd"/>
       <w:r>
         <w:rPr>
           <w:lang w:val="ru-RU"/>
@@ -561,9 +622,26 @@
         <w:rPr>
           <w:lang w:val="ru-RU"/>
         </w:rPr>
-        <w:t xml:space="preserve">4. – Дата доступа : </w:t>
-      </w:r>
-      <w:r>
+        <w:t xml:space="preserve">4. – Дата </w:t>
+      </w:r>
+      <w:proofErr w:type="gramStart"/>
+      <w:r>
+        <w:rPr>
+          <w:lang w:val="ru-RU"/>
+        </w:rPr>
+        <w:t>доступа :</w:t>
+      </w:r>
+      <w:proofErr w:type="gramEnd"/>
+      <w:r>
+        <w:rPr>
+          <w:lang w:val="ru-RU"/>
+        </w:rPr>
+        <w:t xml:space="preserve"> </w:t>
+      </w:r>
+      <w:r>
+        <w:rPr>
+          <w:lang w:val="ru-RU"/>
+        </w:rPr>
         <w:t>16</w:t>
       </w:r>
       <w:r>
@@ -573,6 +651,9 @@
         <w:t>.</w:t>
       </w:r>
       <w:r>
+        <w:rPr>
+          <w:lang w:val="ru-RU"/>
+        </w:rPr>
         <w:t>12</w:t>
       </w:r>
       <w:r>
@@ -607,7 +688,21 @@
         <w:rPr>
           <w:lang w:val="ru-RU"/>
         </w:rPr>
-        <w:t xml:space="preserve">-256 [Электронный ресурс]. – Режим доступа : </w:t>
+        <w:t xml:space="preserve">-256 [Электронный ресурс]. – Режим </w:t>
+      </w:r>
+      <w:proofErr w:type="gramStart"/>
+      <w:r>
+        <w:rPr>
+          <w:lang w:val="ru-RU"/>
+        </w:rPr>
+        <w:t>доступа :</w:t>
+      </w:r>
+      <w:proofErr w:type="gramEnd"/>
+      <w:r>
+        <w:rPr>
+          <w:lang w:val="ru-RU"/>
+        </w:rPr>
+        <w:t xml:space="preserve"> </w:t>
       </w:r>
       <w:r>
         <w:t>https</w:t>
@@ -627,18 +722,22 @@
         </w:rPr>
         <w:t>.</w:t>
       </w:r>
+      <w:proofErr w:type="spellStart"/>
       <w:r>
         <w:t>cryptopro</w:t>
       </w:r>
+      <w:proofErr w:type="spellEnd"/>
       <w:r>
         <w:rPr>
           <w:lang w:val="ru-RU"/>
         </w:rPr>
         <w:t>.</w:t>
       </w:r>
+      <w:proofErr w:type="spellStart"/>
       <w:r>
         <w:t>ru</w:t>
       </w:r>
+      <w:proofErr w:type="spellEnd"/>
       <w:r>
         <w:rPr>
           <w:lang w:val="ru-RU"/>
@@ -670,7 +769,21 @@
         <w:rPr>
           <w:lang w:val="ru-RU"/>
         </w:rPr>
-        <w:t>. – Дата доступа : 1</w:t>
+        <w:t xml:space="preserve">. – Дата </w:t>
+      </w:r>
+      <w:proofErr w:type="gramStart"/>
+      <w:r>
+        <w:rPr>
+          <w:lang w:val="ru-RU"/>
+        </w:rPr>
+        <w:t>доступа :</w:t>
+      </w:r>
+      <w:proofErr w:type="gramEnd"/>
+      <w:r>
+        <w:rPr>
+          <w:lang w:val="ru-RU"/>
+        </w:rPr>
+        <w:t xml:space="preserve"> 1</w:t>
       </w:r>
       <w:r>
         <w:rPr>
@@ -787,16 +900,7 @@
         <w:sz w:val="20"/>
         <w:szCs w:val="20"/>
       </w:rPr>
-      <w:t>5</w:t>
-    </w:r>
-    <w:r>
-      <w:rPr>
-        <w:rFonts w:ascii="Arial" w:hAnsi="Arial" w:cs="Arial"/>
-        <w:i/>
-        <w:sz w:val="20"/>
-        <w:szCs w:val="20"/>
-      </w:rPr>
-      <w:t>9</w:t>
+      <w:t>62</w:t>
     </w:r>
     <w:r>
       <w:rPr>
@@ -2169,6 +2273,7 @@
   <w:style w:type="character" w:default="1" w:styleId="a0">
     <w:name w:val="Default Paragraph Font"/>
     <w:uiPriority w:val="1"/>
+    <w:semiHidden/>
     <w:unhideWhenUsed/>
   </w:style>
   <w:style w:type="table" w:default="1" w:styleId="a1">
